--- a/deliverables/02_Governance_Report.docx
+++ b/deliverables/02_Governance_Report.docx
@@ -2288,6 +2288,1186 @@
         </w:tc>
       </w:tr>
     </w:tbl>
+    <w:p>
+      <w:r>
+        <w:br w:type="page"/>
+      </w:r>
+    </w:p>
+    <w:p>
+      <w:pPr>
+        <w:pStyle w:val="Heading1"/>
+      </w:pPr>
+      <w:r>
+        <w:rPr>
+          <w:color w:val="003366"/>
+        </w:rPr>
+        <w:t>9. Observability &amp; Traceability</w:t>
+      </w:r>
+    </w:p>
+    <w:p>
+      <w:r>
+        <w:rPr>
+          <w:b w:val="0"/>
+          <w:i w:val="0"/>
+          <w:sz w:val="22"/>
+        </w:rPr>
+        <w:t>Every query processed by the agent pipeline is fully observable through three structured log files and six lifecycle hook events. All logs are append-only, written to bank_assistant/logs/, and require no external monitoring tooling.</w:t>
+      </w:r>
+    </w:p>
+    <w:p>
+      <w:pPr>
+        <w:pStyle w:val="Heading2"/>
+      </w:pPr>
+      <w:r>
+        <w:rPr>
+          <w:color w:val="0066CC"/>
+        </w:rPr>
+        <w:t>9.1 Log Files</w:t>
+      </w:r>
+    </w:p>
+    <w:tbl>
+      <w:tblPr>
+        <w:tblStyle w:val="TableGrid"/>
+        <w:tblW w:type="auto" w:w="0"/>
+        <w:tblLook w:firstColumn="1" w:firstRow="1" w:lastColumn="0" w:lastRow="0" w:noHBand="0" w:noVBand="1" w:val="04A0"/>
+      </w:tblPr>
+      <w:tblGrid>
+        <w:gridCol w:w="2160"/>
+        <w:gridCol w:w="2160"/>
+        <w:gridCol w:w="2160"/>
+        <w:gridCol w:w="2160"/>
+      </w:tblGrid>
+      <w:tr>
+        <w:tc>
+          <w:tcPr>
+            <w:tcW w:type="dxa" w:w="2160"/>
+          </w:tcPr>
+          <w:p>
+            <w:r>
+              <w:rPr>
+                <w:b/>
+              </w:rPr>
+              <w:t>Log File</w:t>
+            </w:r>
+          </w:p>
+        </w:tc>
+        <w:tc>
+          <w:tcPr>
+            <w:tcW w:type="dxa" w:w="2160"/>
+          </w:tcPr>
+          <w:p>
+            <w:r>
+              <w:rPr>
+                <w:b/>
+              </w:rPr>
+              <w:t>Written By</w:t>
+            </w:r>
+          </w:p>
+        </w:tc>
+        <w:tc>
+          <w:tcPr>
+            <w:tcW w:type="dxa" w:w="2160"/>
+          </w:tcPr>
+          <w:p>
+            <w:r>
+              <w:rPr>
+                <w:b/>
+              </w:rPr>
+              <w:t>Trigger</w:t>
+            </w:r>
+          </w:p>
+        </w:tc>
+        <w:tc>
+          <w:tcPr>
+            <w:tcW w:type="dxa" w:w="2160"/>
+          </w:tcPr>
+          <w:p>
+            <w:r>
+              <w:rPr>
+                <w:b/>
+              </w:rPr>
+              <w:t>Contents</w:t>
+            </w:r>
+          </w:p>
+        </w:tc>
+      </w:tr>
+      <w:tr>
+        <w:tc>
+          <w:tcPr>
+            <w:tcW w:type="dxa" w:w="2160"/>
+          </w:tcPr>
+          <w:p/>
+        </w:tc>
+        <w:tc>
+          <w:tcPr>
+            <w:tcW w:type="dxa" w:w="2160"/>
+          </w:tcPr>
+          <w:p/>
+        </w:tc>
+        <w:tc>
+          <w:tcPr>
+            <w:tcW w:type="dxa" w:w="2160"/>
+          </w:tcPr>
+          <w:p/>
+        </w:tc>
+        <w:tc>
+          <w:tcPr>
+            <w:tcW w:type="dxa" w:w="2160"/>
+          </w:tcPr>
+          <w:p/>
+        </w:tc>
+      </w:tr>
+      <w:tr>
+        <w:tc>
+          <w:tcPr>
+            <w:tcW w:type="dxa" w:w="2160"/>
+          </w:tcPr>
+          <w:p/>
+        </w:tc>
+        <w:tc>
+          <w:tcPr>
+            <w:tcW w:type="dxa" w:w="2160"/>
+          </w:tcPr>
+          <w:p/>
+        </w:tc>
+        <w:tc>
+          <w:tcPr>
+            <w:tcW w:type="dxa" w:w="2160"/>
+          </w:tcPr>
+          <w:p/>
+        </w:tc>
+        <w:tc>
+          <w:tcPr>
+            <w:tcW w:type="dxa" w:w="2160"/>
+          </w:tcPr>
+          <w:p/>
+        </w:tc>
+      </w:tr>
+      <w:tr>
+        <w:tc>
+          <w:tcPr>
+            <w:tcW w:type="dxa" w:w="2160"/>
+          </w:tcPr>
+          <w:p/>
+        </w:tc>
+        <w:tc>
+          <w:tcPr>
+            <w:tcW w:type="dxa" w:w="2160"/>
+          </w:tcPr>
+          <w:p/>
+        </w:tc>
+        <w:tc>
+          <w:tcPr>
+            <w:tcW w:type="dxa" w:w="2160"/>
+          </w:tcPr>
+          <w:p/>
+        </w:tc>
+        <w:tc>
+          <w:tcPr>
+            <w:tcW w:type="dxa" w:w="2160"/>
+          </w:tcPr>
+          <w:p/>
+        </w:tc>
+      </w:tr>
+      <w:tr>
+        <w:tc>
+          <w:tcPr>
+            <w:tcW w:type="dxa" w:w="2160"/>
+          </w:tcPr>
+          <w:p>
+            <w:r>
+              <w:t>query_audit.log</w:t>
+            </w:r>
+          </w:p>
+        </w:tc>
+        <w:tc>
+          <w:tcPr>
+            <w:tcW w:type="dxa" w:w="2160"/>
+          </w:tcPr>
+          <w:p>
+            <w:r>
+              <w:t>AuditLoggerAgent</w:t>
+            </w:r>
+          </w:p>
+        </w:tc>
+        <w:tc>
+          <w:tcPr>
+            <w:tcW w:type="dxa" w:w="2160"/>
+          </w:tcPr>
+          <w:p>
+            <w:r>
+              <w:t>Every query (all intents)</w:t>
+            </w:r>
+          </w:p>
+        </w:tc>
+        <w:tc>
+          <w:tcPr>
+            <w:tcW w:type="dxa" w:w="2160"/>
+          </w:tcPr>
+          <w:p>
+            <w:r>
+              <w:t>Timestamp, Session ID, STATUS (MATCHED/FALLBACK), Policy matched, Question text</w:t>
+            </w:r>
+          </w:p>
+        </w:tc>
+      </w:tr>
+      <w:tr>
+        <w:tc>
+          <w:tcPr>
+            <w:tcW w:type="dxa" w:w="2160"/>
+          </w:tcPr>
+          <w:p>
+            <w:r>
+              <w:t>unresolved_queries.log</w:t>
+            </w:r>
+          </w:p>
+        </w:tc>
+        <w:tc>
+          <w:tcPr>
+            <w:tcW w:type="dxa" w:w="2160"/>
+          </w:tcPr>
+          <w:p>
+            <w:r>
+              <w:t>escalation_hook + AuditLoggerAgent</w:t>
+            </w:r>
+          </w:p>
+        </w:tc>
+        <w:tc>
+          <w:tcPr>
+            <w:tcW w:type="dxa" w:w="2160"/>
+          </w:tcPr>
+          <w:p>
+            <w:r>
+              <w:t>found=False queries only</w:t>
+            </w:r>
+          </w:p>
+        </w:tc>
+        <w:tc>
+          <w:tcPr>
+            <w:tcW w:type="dxa" w:w="2160"/>
+          </w:tcPr>
+          <w:p>
+            <w:r>
+              <w:t>Timestamp, Session ID, UNRESOLVED flag, Full question — enables policy gap analysis</w:t>
+            </w:r>
+          </w:p>
+        </w:tc>
+      </w:tr>
+      <w:tr>
+        <w:tc>
+          <w:tcPr>
+            <w:tcW w:type="dxa" w:w="2160"/>
+          </w:tcPr>
+          <w:p>
+            <w:r>
+              <w:t>session_events.log</w:t>
+            </w:r>
+          </w:p>
+        </w:tc>
+        <w:tc>
+          <w:tcPr>
+            <w:tcW w:type="dxa" w:w="2160"/>
+          </w:tcPr>
+          <w:p>
+            <w:r>
+              <w:t>All 6 hooks</w:t>
+            </w:r>
+          </w:p>
+        </w:tc>
+        <w:tc>
+          <w:tcPr>
+            <w:tcW w:type="dxa" w:w="2160"/>
+          </w:tcPr>
+          <w:p>
+            <w:r>
+              <w:t>Every pipeline event</w:t>
+            </w:r>
+          </w:p>
+        </w:tc>
+        <w:tc>
+          <w:tcPr>
+            <w:tcW w:type="dxa" w:w="2160"/>
+          </w:tcPr>
+          <w:p>
+            <w:r>
+              <w:t>PRE_QUERY, POST_ANSWER, SESSION_START, SESSION_END, ESCALATION, COMPLIANCE_ALERT events</w:t>
+            </w:r>
+          </w:p>
+        </w:tc>
+      </w:tr>
+    </w:tbl>
+    <w:p>
+      <w:pPr>
+        <w:pStyle w:val="Heading2"/>
+      </w:pPr>
+      <w:r>
+        <w:rPr>
+          <w:color w:val="0066CC"/>
+        </w:rPr>
+        <w:t>9.2 Hook-Level Traceability</w:t>
+      </w:r>
+    </w:p>
+    <w:tbl>
+      <w:tblPr>
+        <w:tblStyle w:val="TableGrid"/>
+        <w:tblW w:type="auto" w:w="0"/>
+        <w:tblLook w:firstColumn="1" w:firstRow="1" w:lastColumn="0" w:lastRow="0" w:noHBand="0" w:noVBand="1" w:val="04A0"/>
+      </w:tblPr>
+      <w:tblGrid>
+        <w:gridCol w:w="2160"/>
+        <w:gridCol w:w="2160"/>
+        <w:gridCol w:w="2160"/>
+        <w:gridCol w:w="2160"/>
+      </w:tblGrid>
+      <w:tr>
+        <w:tc>
+          <w:tcPr>
+            <w:tcW w:type="dxa" w:w="2160"/>
+          </w:tcPr>
+          <w:p>
+            <w:r>
+              <w:rPr>
+                <w:b/>
+              </w:rPr>
+              <w:t>Hook</w:t>
+            </w:r>
+          </w:p>
+        </w:tc>
+        <w:tc>
+          <w:tcPr>
+            <w:tcW w:type="dxa" w:w="2160"/>
+          </w:tcPr>
+          <w:p>
+            <w:r>
+              <w:rPr>
+                <w:b/>
+              </w:rPr>
+              <w:t>Log Event Written</w:t>
+            </w:r>
+          </w:p>
+        </w:tc>
+        <w:tc>
+          <w:tcPr>
+            <w:tcW w:type="dxa" w:w="2160"/>
+          </w:tcPr>
+          <w:p>
+            <w:r>
+              <w:rPr>
+                <w:b/>
+              </w:rPr>
+              <w:t>Log File</w:t>
+            </w:r>
+          </w:p>
+        </w:tc>
+        <w:tc>
+          <w:tcPr>
+            <w:tcW w:type="dxa" w:w="2160"/>
+          </w:tcPr>
+          <w:p>
+            <w:r>
+              <w:rPr>
+                <w:b/>
+              </w:rPr>
+              <w:t>Fields Captured</w:t>
+            </w:r>
+          </w:p>
+        </w:tc>
+      </w:tr>
+      <w:tr>
+        <w:tc>
+          <w:tcPr>
+            <w:tcW w:type="dxa" w:w="2160"/>
+          </w:tcPr>
+          <w:p/>
+        </w:tc>
+        <w:tc>
+          <w:tcPr>
+            <w:tcW w:type="dxa" w:w="2160"/>
+          </w:tcPr>
+          <w:p/>
+        </w:tc>
+        <w:tc>
+          <w:tcPr>
+            <w:tcW w:type="dxa" w:w="2160"/>
+          </w:tcPr>
+          <w:p/>
+        </w:tc>
+        <w:tc>
+          <w:tcPr>
+            <w:tcW w:type="dxa" w:w="2160"/>
+          </w:tcPr>
+          <w:p/>
+        </w:tc>
+      </w:tr>
+      <w:tr>
+        <w:tc>
+          <w:tcPr>
+            <w:tcW w:type="dxa" w:w="2160"/>
+          </w:tcPr>
+          <w:p/>
+        </w:tc>
+        <w:tc>
+          <w:tcPr>
+            <w:tcW w:type="dxa" w:w="2160"/>
+          </w:tcPr>
+          <w:p/>
+        </w:tc>
+        <w:tc>
+          <w:tcPr>
+            <w:tcW w:type="dxa" w:w="2160"/>
+          </w:tcPr>
+          <w:p/>
+        </w:tc>
+        <w:tc>
+          <w:tcPr>
+            <w:tcW w:type="dxa" w:w="2160"/>
+          </w:tcPr>
+          <w:p/>
+        </w:tc>
+      </w:tr>
+      <w:tr>
+        <w:tc>
+          <w:tcPr>
+            <w:tcW w:type="dxa" w:w="2160"/>
+          </w:tcPr>
+          <w:p/>
+        </w:tc>
+        <w:tc>
+          <w:tcPr>
+            <w:tcW w:type="dxa" w:w="2160"/>
+          </w:tcPr>
+          <w:p/>
+        </w:tc>
+        <w:tc>
+          <w:tcPr>
+            <w:tcW w:type="dxa" w:w="2160"/>
+          </w:tcPr>
+          <w:p/>
+        </w:tc>
+        <w:tc>
+          <w:tcPr>
+            <w:tcW w:type="dxa" w:w="2160"/>
+          </w:tcPr>
+          <w:p/>
+        </w:tc>
+      </w:tr>
+      <w:tr>
+        <w:tc>
+          <w:tcPr>
+            <w:tcW w:type="dxa" w:w="2160"/>
+          </w:tcPr>
+          <w:p/>
+        </w:tc>
+        <w:tc>
+          <w:tcPr>
+            <w:tcW w:type="dxa" w:w="2160"/>
+          </w:tcPr>
+          <w:p/>
+        </w:tc>
+        <w:tc>
+          <w:tcPr>
+            <w:tcW w:type="dxa" w:w="2160"/>
+          </w:tcPr>
+          <w:p/>
+        </w:tc>
+        <w:tc>
+          <w:tcPr>
+            <w:tcW w:type="dxa" w:w="2160"/>
+          </w:tcPr>
+          <w:p/>
+        </w:tc>
+      </w:tr>
+      <w:tr>
+        <w:tc>
+          <w:tcPr>
+            <w:tcW w:type="dxa" w:w="2160"/>
+          </w:tcPr>
+          <w:p/>
+        </w:tc>
+        <w:tc>
+          <w:tcPr>
+            <w:tcW w:type="dxa" w:w="2160"/>
+          </w:tcPr>
+          <w:p/>
+        </w:tc>
+        <w:tc>
+          <w:tcPr>
+            <w:tcW w:type="dxa" w:w="2160"/>
+          </w:tcPr>
+          <w:p/>
+        </w:tc>
+        <w:tc>
+          <w:tcPr>
+            <w:tcW w:type="dxa" w:w="2160"/>
+          </w:tcPr>
+          <w:p/>
+        </w:tc>
+      </w:tr>
+      <w:tr>
+        <w:tc>
+          <w:tcPr>
+            <w:tcW w:type="dxa" w:w="2160"/>
+          </w:tcPr>
+          <w:p/>
+        </w:tc>
+        <w:tc>
+          <w:tcPr>
+            <w:tcW w:type="dxa" w:w="2160"/>
+          </w:tcPr>
+          <w:p/>
+        </w:tc>
+        <w:tc>
+          <w:tcPr>
+            <w:tcW w:type="dxa" w:w="2160"/>
+          </w:tcPr>
+          <w:p/>
+        </w:tc>
+        <w:tc>
+          <w:tcPr>
+            <w:tcW w:type="dxa" w:w="2160"/>
+          </w:tcPr>
+          <w:p/>
+        </w:tc>
+      </w:tr>
+      <w:tr>
+        <w:tc>
+          <w:tcPr>
+            <w:tcW w:type="dxa" w:w="2160"/>
+          </w:tcPr>
+          <w:p>
+            <w:r>
+              <w:t>pre_query_hook</w:t>
+            </w:r>
+          </w:p>
+        </w:tc>
+        <w:tc>
+          <w:tcPr>
+            <w:tcW w:type="dxa" w:w="2160"/>
+          </w:tcPr>
+          <w:p>
+            <w:r>
+              <w:t>PRE_QUERY</w:t>
+            </w:r>
+          </w:p>
+        </w:tc>
+        <w:tc>
+          <w:tcPr>
+            <w:tcW w:type="dxa" w:w="2160"/>
+          </w:tcPr>
+          <w:p>
+            <w:r>
+              <w:t>session_events.log</w:t>
+            </w:r>
+          </w:p>
+        </w:tc>
+        <w:tc>
+          <w:tcPr>
+            <w:tcW w:type="dxa" w:w="2160"/>
+          </w:tcPr>
+          <w:p>
+            <w:r>
+              <w:t>Session ID, question (first 80 chars)</w:t>
+            </w:r>
+          </w:p>
+        </w:tc>
+      </w:tr>
+      <w:tr>
+        <w:tc>
+          <w:tcPr>
+            <w:tcW w:type="dxa" w:w="2160"/>
+          </w:tcPr>
+          <w:p>
+            <w:r>
+              <w:t>post_answer_hook</w:t>
+            </w:r>
+          </w:p>
+        </w:tc>
+        <w:tc>
+          <w:tcPr>
+            <w:tcW w:type="dxa" w:w="2160"/>
+          </w:tcPr>
+          <w:p>
+            <w:r>
+              <w:t>POST_ANSWER</w:t>
+            </w:r>
+          </w:p>
+        </w:tc>
+        <w:tc>
+          <w:tcPr>
+            <w:tcW w:type="dxa" w:w="2160"/>
+          </w:tcPr>
+          <w:p>
+            <w:r>
+              <w:t>session_events.log</w:t>
+            </w:r>
+          </w:p>
+        </w:tc>
+        <w:tc>
+          <w:tcPr>
+            <w:tcW w:type="dxa" w:w="2160"/>
+          </w:tcPr>
+          <w:p>
+            <w:r>
+              <w:t>Status, policy name, response time (ms), question</w:t>
+            </w:r>
+          </w:p>
+        </w:tc>
+      </w:tr>
+      <w:tr>
+        <w:tc>
+          <w:tcPr>
+            <w:tcW w:type="dxa" w:w="2160"/>
+          </w:tcPr>
+          <w:p>
+            <w:r>
+              <w:t>session_start_hook</w:t>
+            </w:r>
+          </w:p>
+        </w:tc>
+        <w:tc>
+          <w:tcPr>
+            <w:tcW w:type="dxa" w:w="2160"/>
+          </w:tcPr>
+          <w:p>
+            <w:r>
+              <w:t>SESSION_START</w:t>
+            </w:r>
+          </w:p>
+        </w:tc>
+        <w:tc>
+          <w:tcPr>
+            <w:tcW w:type="dxa" w:w="2160"/>
+          </w:tcPr>
+          <w:p>
+            <w:r>
+              <w:t>session_events.log</w:t>
+            </w:r>
+          </w:p>
+        </w:tc>
+        <w:tc>
+          <w:tcPr>
+            <w:tcW w:type="dxa" w:w="2160"/>
+          </w:tcPr>
+          <w:p>
+            <w:r>
+              <w:t>Session ID, timestamp, knowledge base ready</w:t>
+            </w:r>
+          </w:p>
+        </w:tc>
+      </w:tr>
+      <w:tr>
+        <w:tc>
+          <w:tcPr>
+            <w:tcW w:type="dxa" w:w="2160"/>
+          </w:tcPr>
+          <w:p>
+            <w:r>
+              <w:t>session_end_hook</w:t>
+            </w:r>
+          </w:p>
+        </w:tc>
+        <w:tc>
+          <w:tcPr>
+            <w:tcW w:type="dxa" w:w="2160"/>
+          </w:tcPr>
+          <w:p>
+            <w:r>
+              <w:t>SESSION_END</w:t>
+            </w:r>
+          </w:p>
+        </w:tc>
+        <w:tc>
+          <w:tcPr>
+            <w:tcW w:type="dxa" w:w="2160"/>
+          </w:tcPr>
+          <w:p>
+            <w:r>
+              <w:t>session_events.log</w:t>
+            </w:r>
+          </w:p>
+        </w:tc>
+        <w:tc>
+          <w:tcPr>
+            <w:tcW w:type="dxa" w:w="2160"/>
+          </w:tcPr>
+          <w:p>
+            <w:r>
+              <w:t>Session ID, total queries handled</w:t>
+            </w:r>
+          </w:p>
+        </w:tc>
+      </w:tr>
+      <w:tr>
+        <w:tc>
+          <w:tcPr>
+            <w:tcW w:type="dxa" w:w="2160"/>
+          </w:tcPr>
+          <w:p>
+            <w:r>
+              <w:t>escalation_hook</w:t>
+            </w:r>
+          </w:p>
+        </w:tc>
+        <w:tc>
+          <w:tcPr>
+            <w:tcW w:type="dxa" w:w="2160"/>
+          </w:tcPr>
+          <w:p>
+            <w:r>
+              <w:t>ESCALATION</w:t>
+            </w:r>
+          </w:p>
+        </w:tc>
+        <w:tc>
+          <w:tcPr>
+            <w:tcW w:type="dxa" w:w="2160"/>
+          </w:tcPr>
+          <w:p>
+            <w:r>
+              <w:t>unresolved_queries.log + session_events.log</w:t>
+            </w:r>
+          </w:p>
+        </w:tc>
+        <w:tc>
+          <w:tcPr>
+            <w:tcW w:type="dxa" w:w="2160"/>
+          </w:tcPr>
+          <w:p>
+            <w:r>
+              <w:t>Session ID, escalated question</w:t>
+            </w:r>
+          </w:p>
+        </w:tc>
+      </w:tr>
+      <w:tr>
+        <w:tc>
+          <w:tcPr>
+            <w:tcW w:type="dxa" w:w="2160"/>
+          </w:tcPr>
+          <w:p>
+            <w:r>
+              <w:t>compliance_alert_hook</w:t>
+            </w:r>
+          </w:p>
+        </w:tc>
+        <w:tc>
+          <w:tcPr>
+            <w:tcW w:type="dxa" w:w="2160"/>
+          </w:tcPr>
+          <w:p>
+            <w:r>
+              <w:t>COMPLIANCE_ALERT</w:t>
+            </w:r>
+          </w:p>
+        </w:tc>
+        <w:tc>
+          <w:tcPr>
+            <w:tcW w:type="dxa" w:w="2160"/>
+          </w:tcPr>
+          <w:p>
+            <w:r>
+              <w:t>session_events.log</w:t>
+            </w:r>
+          </w:p>
+        </w:tc>
+        <w:tc>
+          <w:tcPr>
+            <w:tcW w:type="dxa" w:w="2160"/>
+          </w:tcPr>
+          <w:p>
+            <w:r>
+              <w:t>Session ID, flagged keywords, question</w:t>
+            </w:r>
+          </w:p>
+        </w:tc>
+      </w:tr>
+    </w:tbl>
+    <w:p>
+      <w:pPr>
+        <w:pStyle w:val="Heading2"/>
+      </w:pPr>
+      <w:r>
+        <w:rPr>
+          <w:color w:val="0066CC"/>
+        </w:rPr>
+        <w:t>9.3 Answer Traceability</w:t>
+      </w:r>
+    </w:p>
+    <w:p>
+      <w:r>
+        <w:rPr>
+          <w:b w:val="0"/>
+          <w:i w:val="0"/>
+          <w:sz w:val="22"/>
+        </w:rPr>
+        <w:t>Every answer returned to the employee can be traced back to its exact source:</w:t>
+      </w:r>
+    </w:p>
+    <w:p>
+      <w:pPr>
+        <w:pStyle w:val="ListBullet"/>
+      </w:pPr>
+      <w:r>
+        <w:t>The policy_name and policy_code fields in the result dict identify which document was used</w:t>
+      </w:r>
+    </w:p>
+    <w:p>
+      <w:pPr>
+        <w:pStyle w:val="ListBullet"/>
+      </w:pPr>
+      <w:r>
+        <w:t>The agent_used field identifies which subagent produced the answer (shown as a chip in the UI)</w:t>
+      </w:r>
+    </w:p>
+    <w:p>
+      <w:pPr>
+        <w:pStyle w:val="ListBullet"/>
+      </w:pPr>
+      <w:r>
+        <w:t>The intent field identifies how the query was classified by QueryClassifierAgent</w:t>
+      </w:r>
+    </w:p>
+    <w:p>
+      <w:pPr>
+        <w:pStyle w:val="ListBullet"/>
+      </w:pPr>
+      <w:r>
+        <w:t>All answers are verbatim extracts from policy text — no content is fabricated</w:t>
+      </w:r>
+    </w:p>
+    <w:p>
+      <w:pPr>
+        <w:pStyle w:val="ListBullet"/>
+      </w:pPr>
+      <w:r>
+        <w:t>The session_id field links every query to a browser session for cross-log correlation</w:t>
+      </w:r>
+    </w:p>
+    <w:p>
+      <w:pPr>
+        <w:pStyle w:val="Heading2"/>
+      </w:pPr>
+      <w:r>
+        <w:rPr>
+          <w:color w:val="0066CC"/>
+        </w:rPr>
+        <w:t>9.4 Compliance Monitoring</w:t>
+      </w:r>
+    </w:p>
+    <w:tbl>
+      <w:tblPr>
+        <w:tblStyle w:val="TableGrid"/>
+        <w:tblW w:type="auto" w:w="0"/>
+        <w:tblLook w:firstColumn="1" w:firstRow="1" w:lastColumn="0" w:lastRow="0" w:noHBand="0" w:noVBand="1" w:val="04A0"/>
+      </w:tblPr>
+      <w:tblGrid>
+        <w:gridCol w:w="2880"/>
+        <w:gridCol w:w="2880"/>
+        <w:gridCol w:w="2880"/>
+      </w:tblGrid>
+      <w:tr>
+        <w:tc>
+          <w:tcPr>
+            <w:tcW w:type="dxa" w:w="2880"/>
+          </w:tcPr>
+          <w:p>
+            <w:r>
+              <w:rPr>
+                <w:b/>
+              </w:rPr>
+              <w:t>Risk Keyword Category</w:t>
+            </w:r>
+          </w:p>
+        </w:tc>
+        <w:tc>
+          <w:tcPr>
+            <w:tcW w:type="dxa" w:w="2880"/>
+          </w:tcPr>
+          <w:p>
+            <w:r>
+              <w:rPr>
+                <w:b/>
+              </w:rPr>
+              <w:t>Examples</w:t>
+            </w:r>
+          </w:p>
+        </w:tc>
+        <w:tc>
+          <w:tcPr>
+            <w:tcW w:type="dxa" w:w="2880"/>
+          </w:tcPr>
+          <w:p>
+            <w:r>
+              <w:rPr>
+                <w:b/>
+              </w:rPr>
+              <w:t>Action Taken</w:t>
+            </w:r>
+          </w:p>
+        </w:tc>
+      </w:tr>
+      <w:tr>
+        <w:tc>
+          <w:tcPr>
+            <w:tcW w:type="dxa" w:w="2880"/>
+          </w:tcPr>
+          <w:p/>
+        </w:tc>
+        <w:tc>
+          <w:tcPr>
+            <w:tcW w:type="dxa" w:w="2880"/>
+          </w:tcPr>
+          <w:p/>
+        </w:tc>
+        <w:tc>
+          <w:tcPr>
+            <w:tcW w:type="dxa" w:w="2880"/>
+          </w:tcPr>
+          <w:p/>
+        </w:tc>
+      </w:tr>
+      <w:tr>
+        <w:tc>
+          <w:tcPr>
+            <w:tcW w:type="dxa" w:w="2880"/>
+          </w:tcPr>
+          <w:p/>
+        </w:tc>
+        <w:tc>
+          <w:tcPr>
+            <w:tcW w:type="dxa" w:w="2880"/>
+          </w:tcPr>
+          <w:p/>
+        </w:tc>
+        <w:tc>
+          <w:tcPr>
+            <w:tcW w:type="dxa" w:w="2880"/>
+          </w:tcPr>
+          <w:p/>
+        </w:tc>
+      </w:tr>
+      <w:tr>
+        <w:tc>
+          <w:tcPr>
+            <w:tcW w:type="dxa" w:w="2880"/>
+          </w:tcPr>
+          <w:p/>
+        </w:tc>
+        <w:tc>
+          <w:tcPr>
+            <w:tcW w:type="dxa" w:w="2880"/>
+          </w:tcPr>
+          <w:p/>
+        </w:tc>
+        <w:tc>
+          <w:tcPr>
+            <w:tcW w:type="dxa" w:w="2880"/>
+          </w:tcPr>
+          <w:p/>
+        </w:tc>
+      </w:tr>
+      <w:tr>
+        <w:tc>
+          <w:tcPr>
+            <w:tcW w:type="dxa" w:w="2880"/>
+          </w:tcPr>
+          <w:p/>
+        </w:tc>
+        <w:tc>
+          <w:tcPr>
+            <w:tcW w:type="dxa" w:w="2880"/>
+          </w:tcPr>
+          <w:p/>
+        </w:tc>
+        <w:tc>
+          <w:tcPr>
+            <w:tcW w:type="dxa" w:w="2880"/>
+          </w:tcPr>
+          <w:p/>
+        </w:tc>
+      </w:tr>
+      <w:tr>
+        <w:tc>
+          <w:tcPr>
+            <w:tcW w:type="dxa" w:w="2880"/>
+          </w:tcPr>
+          <w:p>
+            <w:r>
+              <w:t>Financial crime</w:t>
+            </w:r>
+          </w:p>
+        </w:tc>
+        <w:tc>
+          <w:tcPr>
+            <w:tcW w:type="dxa" w:w="2880"/>
+          </w:tcPr>
+          <w:p>
+            <w:r>
+              <w:t>fraud, money laundering, terrorist</w:t>
+            </w:r>
+          </w:p>
+        </w:tc>
+        <w:tc>
+          <w:tcPr>
+            <w:tcW w:type="dxa" w:w="2880"/>
+          </w:tcPr>
+          <w:p>
+            <w:r>
+              <w:t>compliance_alert_hook fires; logged to session_events.log; yellow banner shown in UI</w:t>
+            </w:r>
+          </w:p>
+        </w:tc>
+      </w:tr>
+      <w:tr>
+        <w:tc>
+          <w:tcPr>
+            <w:tcW w:type="dxa" w:w="2880"/>
+          </w:tcPr>
+          <w:p>
+            <w:r>
+              <w:t>Process bypass</w:t>
+            </w:r>
+          </w:p>
+        </w:tc>
+        <w:tc>
+          <w:tcPr>
+            <w:tcW w:type="dxa" w:w="2880"/>
+          </w:tcPr>
+          <w:p>
+            <w:r>
+              <w:t>bypass, override, skip verification</w:t>
+            </w:r>
+          </w:p>
+        </w:tc>
+        <w:tc>
+          <w:tcPr>
+            <w:tcW w:type="dxa" w:w="2880"/>
+          </w:tcPr>
+          <w:p>
+            <w:r>
+              <w:t>Same as above</w:t>
+            </w:r>
+          </w:p>
+        </w:tc>
+      </w:tr>
+      <w:tr>
+        <w:tc>
+          <w:tcPr>
+            <w:tcW w:type="dxa" w:w="2880"/>
+          </w:tcPr>
+          <w:p>
+            <w:r>
+              <w:t>Document fraud</w:t>
+            </w:r>
+          </w:p>
+        </w:tc>
+        <w:tc>
+          <w:tcPr>
+            <w:tcW w:type="dxa" w:w="2880"/>
+          </w:tcPr>
+          <w:p>
+            <w:r>
+              <w:t>fake document, corrupt</w:t>
+            </w:r>
+          </w:p>
+        </w:tc>
+        <w:tc>
+          <w:tcPr>
+            <w:tcW w:type="dxa" w:w="2880"/>
+          </w:tcPr>
+          <w:p>
+            <w:r>
+              <w:t>Same as above</w:t>
+            </w:r>
+          </w:p>
+        </w:tc>
+      </w:tr>
+      <w:tr>
+        <w:tc>
+          <w:tcPr>
+            <w:tcW w:type="dxa" w:w="2880"/>
+          </w:tcPr>
+          <w:p>
+            <w:r>
+              <w:t>Sanctions</w:t>
+            </w:r>
+          </w:p>
+        </w:tc>
+        <w:tc>
+          <w:tcPr>
+            <w:tcW w:type="dxa" w:w="2880"/>
+          </w:tcPr>
+          <w:p>
+            <w:r>
+              <w:t>sanction, blacklist</w:t>
+            </w:r>
+          </w:p>
+        </w:tc>
+        <w:tc>
+          <w:tcPr>
+            <w:tcW w:type="dxa" w:w="2880"/>
+          </w:tcPr>
+          <w:p>
+            <w:r>
+              <w:t>Same as above</w:t>
+            </w:r>
+          </w:p>
+        </w:tc>
+      </w:tr>
+    </w:tbl>
+    <w:p>
+      <w:r>
+        <w:rPr>
+          <w:b w:val="0"/>
+          <w:i/>
+          <w:sz w:val="22"/>
+        </w:rPr>
+        <w:t>detect_compliance_risk() in audit_skill.py screens every question against 14 keywords. The check runs for ALL query types, not only policy queries.</w:t>
+      </w:r>
+    </w:p>
+    <w:p>
+      <w:pPr>
+        <w:pStyle w:val="Heading2"/>
+      </w:pPr>
+      <w:r>
+        <w:rPr>
+          <w:color w:val="0066CC"/>
+        </w:rPr>
+        <w:t>9.5 UI Observability Panel</w:t>
+      </w:r>
+    </w:p>
+    <w:p>
+      <w:pPr>
+        <w:pStyle w:val="ListBullet"/>
+      </w:pPr>
+      <w:r>
+        <w:t>Every assistant message shows an 'Agent: &lt;name&gt; | Intent: &lt;type&gt;' chip beneath the source badge</w:t>
+      </w:r>
+    </w:p>
+    <w:p>
+      <w:pPr>
+        <w:pStyle w:val="ListBullet"/>
+      </w:pPr>
+      <w:r>
+        <w:t>Fallback questions display a yellow warning box with the contact details for compliance/operations</w:t>
+      </w:r>
+    </w:p>
+    <w:p>
+      <w:pPr>
+        <w:pStyle w:val="ListBullet"/>
+      </w:pPr>
+      <w:r>
+        <w:t>Compliance-risk questions display a yellow warning banner above the answer</w:t>
+      </w:r>
+    </w:p>
+    <w:p>
+      <w:pPr>
+        <w:pStyle w:val="ListBullet"/>
+      </w:pPr>
+      <w:r>
+        <w:t>app.py exposes the last 20 lines of each log file in a sidebar audit panel (read_audit_log())</w:t>
+      </w:r>
+    </w:p>
     <w:sectPr>
       <w:pgSz w:w="12240" w:h="15840"/>
       <w:pgMar w:top="1440" w:right="1800" w:bottom="1440" w:left="1800" w:header="720" w:footer="720" w:gutter="0"/>
